--- a/EduGen_Programming5_Project_Proposal_ZA0P52.docx
+++ b/EduGen_Programming5_Project_Proposal_ZA0P52.docx
@@ -199,7 +199,7 @@
                 <w:color w:val="0F172A"/>
                 <w:sz w:val="19"/>
               </w:rPr>
-              <w:t>Storcz (Neptun: ZA0P52)</w:t>
+              <w:t>Rakhi Mst Rokaya Akter (Neptun: ZA0P52)</w:t>
             </w:r>
           </w:p>
         </w:tc>
